--- a/Docs/cahier des charges.docx
+++ b/Docs/cahier des charges.docx
@@ -314,13 +314,8 @@
           </w:tcPr>
           <w:p>
             <w:r>
-              <w:t xml:space="preserve">Création du document, contexte, </w:t>
-            </w:r>
-            <w:proofErr w:type="spellStart"/>
-            <w:r>
-              <w:t>problemes</w:t>
-            </w:r>
-            <w:proofErr w:type="spellEnd"/>
+              <w:t>Création du document, contexte, problemes</w:t>
+            </w:r>
           </w:p>
         </w:tc>
       </w:tr>
@@ -350,27 +345,9 @@
             <w:tcW w:w="4784" w:type="dxa"/>
           </w:tcPr>
           <w:p>
-            <w:proofErr w:type="spellStart"/>
-            <w:r>
-              <w:t>Technologien</w:t>
-            </w:r>
-            <w:proofErr w:type="spellEnd"/>
-            <w:r>
-              <w:t xml:space="preserve"> </w:t>
-            </w:r>
-            <w:proofErr w:type="spellStart"/>
-            <w:r>
-              <w:t>utilisees</w:t>
-            </w:r>
-            <w:proofErr w:type="spellEnd"/>
-            <w:r>
-              <w:t xml:space="preserve">, partie de </w:t>
-            </w:r>
-            <w:proofErr w:type="spellStart"/>
-            <w:r>
-              <w:t>fonctionnalites</w:t>
-            </w:r>
-            <w:proofErr w:type="spellEnd"/>
+            <w:r>
+              <w:t>Technologien utilisees, partie de fonctionnalites</w:t>
+            </w:r>
           </w:p>
         </w:tc>
       </w:tr>
@@ -1297,15 +1274,7 @@
           </w:tcPr>
           <w:p>
             <w:r>
-              <w:t>Priorité (</w:t>
-            </w:r>
-            <w:proofErr w:type="spellStart"/>
-            <w:r>
-              <w:t>MoSCoW</w:t>
-            </w:r>
-            <w:proofErr w:type="spellEnd"/>
-            <w:r>
-              <w:t>)</w:t>
+              <w:t>Priorité (MoSCoW)</w:t>
             </w:r>
           </w:p>
         </w:tc>
@@ -1347,7 +1316,7 @@
           </w:tcPr>
           <w:p>
             <w:r>
-              <w:t>À définir</w:t>
+              <w:t>Must</w:t>
             </w:r>
           </w:p>
         </w:tc>
@@ -1390,7 +1359,7 @@
           </w:tcPr>
           <w:p>
             <w:r>
-              <w:t>À définir</w:t>
+              <w:t>Must</w:t>
             </w:r>
           </w:p>
         </w:tc>
@@ -1432,7 +1401,7 @@
           </w:tcPr>
           <w:p>
             <w:r>
-              <w:t>À définir</w:t>
+              <w:t>Should</w:t>
             </w:r>
           </w:p>
         </w:tc>
@@ -1474,7 +1443,7 @@
           </w:tcPr>
           <w:p>
             <w:r>
-              <w:t>À définir</w:t>
+              <w:t>Must</w:t>
             </w:r>
           </w:p>
         </w:tc>
@@ -1516,7 +1485,7 @@
           </w:tcPr>
           <w:p>
             <w:r>
-              <w:t>À définir</w:t>
+              <w:t>Must</w:t>
             </w:r>
           </w:p>
         </w:tc>
@@ -1558,7 +1527,7 @@
           </w:tcPr>
           <w:p>
             <w:r>
-              <w:t>À définir</w:t>
+              <w:t>Must</w:t>
             </w:r>
           </w:p>
         </w:tc>
@@ -1600,7 +1569,7 @@
           </w:tcPr>
           <w:p>
             <w:r>
-              <w:t>À définir</w:t>
+              <w:t>Must</w:t>
             </w:r>
           </w:p>
         </w:tc>
@@ -1642,7 +1611,7 @@
           </w:tcPr>
           <w:p>
             <w:r>
-              <w:t>À définir</w:t>
+              <w:t>Must</w:t>
             </w:r>
           </w:p>
         </w:tc>
@@ -1684,7 +1653,7 @@
           </w:tcPr>
           <w:p>
             <w:r>
-              <w:t>À définir</w:t>
+              <w:t>Should</w:t>
             </w:r>
           </w:p>
         </w:tc>
@@ -1726,7 +1695,7 @@
           </w:tcPr>
           <w:p>
             <w:r>
-              <w:t>À définir</w:t>
+              <w:t>Could</w:t>
             </w:r>
           </w:p>
         </w:tc>
@@ -1773,7 +1742,7 @@
           <w:p>
             <w:r>
               <w:lastRenderedPageBreak/>
-              <w:t>À définir</w:t>
+              <w:t>Must</w:t>
             </w:r>
           </w:p>
         </w:tc>
@@ -1815,7 +1784,7 @@
           </w:tcPr>
           <w:p>
             <w:r>
-              <w:t>À définir</w:t>
+              <w:t>Could</w:t>
             </w:r>
           </w:p>
         </w:tc>
@@ -1856,36 +1825,23 @@
               <w:t>,</w:t>
             </w:r>
             <w:r>
-              <w:t xml:space="preserve"> </w:t>
-            </w:r>
-            <w:proofErr w:type="spellStart"/>
-            <w:r>
-              <w:t>detecttion</w:t>
-            </w:r>
-            <w:proofErr w:type="spellEnd"/>
-            <w:r>
-              <w:t xml:space="preserve"> de la connexion et </w:t>
+              <w:t xml:space="preserve"> detecttion de la connexion et </w:t>
             </w:r>
             <w:r>
               <w:t>synchronisation</w:t>
             </w:r>
             <w:r>
-              <w:t xml:space="preserve"> au retour du </w:t>
-            </w:r>
-            <w:proofErr w:type="spellStart"/>
-            <w:r>
-              <w:t>reseau</w:t>
-            </w:r>
-            <w:proofErr w:type="spellEnd"/>
-          </w:p>
-        </w:tc>
-        <w:tc>
-          <w:tcPr>
-            <w:tcW w:w="2340" w:type="dxa"/>
-          </w:tcPr>
-          <w:p>
-            <w:r>
-              <w:t>À définir</w:t>
+              <w:t xml:space="preserve"> au retour du reseau</w:t>
+            </w:r>
+          </w:p>
+        </w:tc>
+        <w:tc>
+          <w:tcPr>
+            <w:tcW w:w="2340" w:type="dxa"/>
+          </w:tcPr>
+          <w:p>
+            <w:r>
+              <w:t>Must</w:t>
             </w:r>
           </w:p>
         </w:tc>
@@ -1927,7 +1883,7 @@
           </w:tcPr>
           <w:p>
             <w:r>
-              <w:t>À définir</w:t>
+              <w:t>Should</w:t>
             </w:r>
           </w:p>
         </w:tc>
@@ -1969,7 +1925,7 @@
           </w:tcPr>
           <w:p>
             <w:r>
-              <w:t>À définir</w:t>
+              <w:t>Could</w:t>
             </w:r>
           </w:p>
         </w:tc>
@@ -2011,7 +1967,7 @@
           </w:tcPr>
           <w:p>
             <w:r>
-              <w:t>À définir</w:t>
+              <w:t>Should</w:t>
             </w:r>
           </w:p>
         </w:tc>
@@ -2208,15 +2164,7 @@
               <w:t>Saisie possible hors ligne sur les sites isolés</w:t>
             </w:r>
             <w:r>
-              <w:t xml:space="preserve">(offline first : Service </w:t>
-            </w:r>
-            <w:proofErr w:type="spellStart"/>
-            <w:r>
-              <w:t>Worker,IndexedDB</w:t>
-            </w:r>
-            <w:proofErr w:type="spellEnd"/>
-            <w:r>
-              <w:t>)</w:t>
+              <w:t>(offline first : Service Worker,IndexedDB)</w:t>
             </w:r>
             <w:r>
               <w:t>, avec synchronisation au retour de la connexion</w:t>
@@ -2263,23 +2211,7 @@
           </w:tcPr>
           <w:p>
             <w:r>
-              <w:t>Export dans des formats standards ; API REST documentée (</w:t>
-            </w:r>
-            <w:proofErr w:type="spellStart"/>
-            <w:r>
-              <w:t>Swagger</w:t>
-            </w:r>
-            <w:proofErr w:type="spellEnd"/>
-            <w:r>
-              <w:t>/</w:t>
-            </w:r>
-            <w:proofErr w:type="spellStart"/>
-            <w:r>
-              <w:t>OpenAPI</w:t>
-            </w:r>
-            <w:proofErr w:type="spellEnd"/>
-            <w:r>
-              <w:t>)</w:t>
+              <w:t>Export dans des formats standards ; API REST documentée (Swagger/OpenAPI)</w:t>
             </w:r>
           </w:p>
         </w:tc>
@@ -2360,24 +2292,10 @@
         <w:t xml:space="preserve"> </w:t>
       </w:r>
       <w:r>
-        <w:t>technologies retenues (Vue.js, Spring Boot, PostgreSQL</w:t>
-      </w:r>
-      <w:r>
-        <w:t>, Python</w:t>
-      </w:r>
-      <w:r>
-        <w:t>) ; collecte sur des sites isolés, sans connexion</w:t>
-      </w:r>
-      <w:r>
-        <w:t xml:space="preserve"> ; la saisi hors ligne doit se faire dans le </w:t>
-      </w:r>
-      <w:proofErr w:type="spellStart"/>
-      <w:r>
-        <w:t>meme</w:t>
-      </w:r>
-      <w:proofErr w:type="spellEnd"/>
-      <w:r>
-        <w:t xml:space="preserve"> navigateur que celui utilise pour la connexion initiale</w:t>
+        <w:t>technologies retenues (Vue.js, Spring Boot, PostgreSQL, Python) ; collecte sur des sites isolés, sans connexion</w:t>
+      </w:r>
+      <w:r>
+        <w:t> ; la saisi hors ligne doit se faire dans le meme navigateur que celui utilise pour la connexion initiale</w:t>
       </w:r>
     </w:p>
     <w:p>
@@ -2416,13 +2334,8 @@
         <w:t xml:space="preserve"> </w:t>
       </w:r>
       <w:r>
-        <w:t xml:space="preserve">Darwin </w:t>
-      </w:r>
-      <w:proofErr w:type="spellStart"/>
-      <w:r>
-        <w:t>Core</w:t>
-      </w:r>
-      <w:proofErr w:type="spellEnd"/>
+        <w:t>Darwin Core</w:t>
+      </w:r>
     </w:p>
     <w:p>
       <w:pPr>
@@ -2442,23 +2355,7 @@
     </w:p>
     <w:p>
       <w:r>
-        <w:t xml:space="preserve">Architecture client-serveur : l'application web (Vue.js) et l'application mobile (Ionic + Vue.js) communiquent par API REST avec le backend Spring Boot. Le backend s'appuie sur PostgreSQL pour les données, </w:t>
-      </w:r>
-      <w:proofErr w:type="spellStart"/>
-      <w:r>
-        <w:t>MinIO</w:t>
-      </w:r>
-      <w:proofErr w:type="spellEnd"/>
-      <w:r>
-        <w:t xml:space="preserve"> pour les fichiers et Redis pour le cache et les tâches longues. Les imports passent par un module ETL en Python (pandas) et les notifications en temps réel par </w:t>
-      </w:r>
-      <w:proofErr w:type="spellStart"/>
-      <w:r>
-        <w:t>WebSocket</w:t>
-      </w:r>
-      <w:proofErr w:type="spellEnd"/>
-      <w:r>
-        <w:t>/STOMP.</w:t>
+        <w:t>Architecture client-serveur : l'application web (Vue.js) et l'application mobile (Ionic + Vue.js) communiquent par API REST avec le backend Spring Boot. Le backend s'appuie sur PostgreSQL pour les données, MinIO pour les fichiers et Redis pour le cache et les tâches longues. Les imports passent par un module ETL en Python (pandas) et les notifications en temps réel par WebSocket/STOMP.</w:t>
       </w:r>
     </w:p>
     <w:p>
@@ -2601,13 +2498,8 @@
           </w:tcPr>
           <w:p>
             <w:r>
-              <w:t xml:space="preserve">Service </w:t>
-            </w:r>
-            <w:proofErr w:type="spellStart"/>
-            <w:r>
-              <w:t>Worker</w:t>
-            </w:r>
-            <w:proofErr w:type="spellEnd"/>
+              <w:t>Service Worker</w:t>
+            </w:r>
           </w:p>
         </w:tc>
         <w:tc>
@@ -2628,28 +2520,18 @@
           </w:tcPr>
           <w:p>
             <w:r>
-              <w:t xml:space="preserve">Base de </w:t>
-            </w:r>
-            <w:proofErr w:type="spellStart"/>
-            <w:r>
-              <w:t>donnees</w:t>
-            </w:r>
-            <w:proofErr w:type="spellEnd"/>
-            <w:r>
-              <w:t xml:space="preserve"> locale</w:t>
-            </w:r>
-          </w:p>
-        </w:tc>
-        <w:tc>
-          <w:tcPr>
-            <w:tcW w:w="3120" w:type="dxa"/>
-          </w:tcPr>
-          <w:p>
-            <w:proofErr w:type="spellStart"/>
+              <w:t>Base de donnees locale</w:t>
+            </w:r>
+          </w:p>
+        </w:tc>
+        <w:tc>
+          <w:tcPr>
+            <w:tcW w:w="3120" w:type="dxa"/>
+          </w:tcPr>
+          <w:p>
             <w:r>
               <w:t>IndexedDB</w:t>
             </w:r>
-            <w:proofErr w:type="spellEnd"/>
             <w:r>
               <w:t xml:space="preserve"> + Dexi</w:t>
             </w:r>
@@ -2664,36 +2546,12 @@
           </w:tcPr>
           <w:p>
             <w:r>
-              <w:t xml:space="preserve">Stocker les </w:t>
-            </w:r>
-            <w:proofErr w:type="spellStart"/>
-            <w:r>
-              <w:t>donnees</w:t>
-            </w:r>
-            <w:proofErr w:type="spellEnd"/>
-            <w:r>
-              <w:t xml:space="preserve"> saisi hors  ligne dans le navigateur</w:t>
-            </w:r>
-          </w:p>
-          <w:p>
-            <w:r>
-              <w:t>Simplifier l’</w:t>
-            </w:r>
-            <w:proofErr w:type="spellStart"/>
-            <w:r>
-              <w:t>acces</w:t>
-            </w:r>
-            <w:proofErr w:type="spellEnd"/>
-            <w:r>
-              <w:t xml:space="preserve"> a </w:t>
-            </w:r>
-            <w:proofErr w:type="spellStart"/>
-            <w:r>
-              <w:t>IndexedDB</w:t>
-            </w:r>
-            <w:proofErr w:type="spellEnd"/>
-            <w:r>
-              <w:t xml:space="preserve"> avec Dexie.js</w:t>
+              <w:t>Stocker les donnees saisi hors  ligne dans le navigateur</w:t>
+            </w:r>
+          </w:p>
+          <w:p>
+            <w:r>
+              <w:t>Simplifier l’acces a IndexedDB avec Dexie.js</w:t>
             </w:r>
           </w:p>
         </w:tc>
@@ -2810,11 +2668,9 @@
             <w:tcW w:w="3120" w:type="dxa"/>
           </w:tcPr>
           <w:p>
-            <w:proofErr w:type="spellStart"/>
             <w:r>
               <w:t>MinIO</w:t>
             </w:r>
-            <w:proofErr w:type="spellEnd"/>
           </w:p>
         </w:tc>
         <w:tc>
@@ -2908,13 +2764,8 @@
             <w:tcW w:w="3120" w:type="dxa"/>
           </w:tcPr>
           <w:p>
-            <w:proofErr w:type="spellStart"/>
-            <w:r>
-              <w:t>WebSocket</w:t>
-            </w:r>
-            <w:proofErr w:type="spellEnd"/>
-            <w:r>
-              <w:t>/STOMP</w:t>
+            <w:r>
+              <w:t>WebSocket/STOMP</w:t>
             </w:r>
           </w:p>
         </w:tc>
@@ -2977,34 +2828,19 @@
             <w:tcW w:w="3120" w:type="dxa"/>
           </w:tcPr>
           <w:p>
-            <w:proofErr w:type="spellStart"/>
-            <w:r>
-              <w:t>Swagger</w:t>
-            </w:r>
-            <w:proofErr w:type="spellEnd"/>
-            <w:r>
-              <w:t>/</w:t>
-            </w:r>
-            <w:proofErr w:type="spellStart"/>
-            <w:r>
-              <w:t>OpenAPI</w:t>
-            </w:r>
-            <w:proofErr w:type="spellEnd"/>
-          </w:p>
-        </w:tc>
-        <w:tc>
-          <w:tcPr>
-            <w:tcW w:w="3120" w:type="dxa"/>
-          </w:tcPr>
-          <w:p>
-            <w:r>
-              <w:t xml:space="preserve">Documentation et test des </w:t>
-            </w:r>
-            <w:proofErr w:type="spellStart"/>
-            <w:r>
-              <w:t>endpoints</w:t>
-            </w:r>
-            <w:proofErr w:type="spellEnd"/>
+            <w:r>
+              <w:t>Swagger/OpenAPI</w:t>
+            </w:r>
+          </w:p>
+        </w:tc>
+        <w:tc>
+          <w:tcPr>
+            <w:tcW w:w="3120" w:type="dxa"/>
+          </w:tcPr>
+          <w:p>
+            <w:r>
+              <w:t>Documentation et test des endpoints</w:t>
+            </w:r>
           </w:p>
         </w:tc>
       </w:tr>
@@ -3046,11 +2882,9 @@
             <w:tcW w:w="3120" w:type="dxa"/>
           </w:tcPr>
           <w:p>
-            <w:proofErr w:type="spellStart"/>
             <w:r>
               <w:t>Versionnement</w:t>
             </w:r>
-            <w:proofErr w:type="spellEnd"/>
           </w:p>
         </w:tc>
         <w:tc>
@@ -3262,13 +3096,8 @@
               <w:t>Cahier des charges, maquettes</w:t>
             </w:r>
             <w:r>
-              <w:t xml:space="preserve">, Conception de la base de </w:t>
-            </w:r>
-            <w:proofErr w:type="spellStart"/>
-            <w:r>
-              <w:t>donnees</w:t>
-            </w:r>
-            <w:proofErr w:type="spellEnd"/>
+              <w:t>, Conception de la base de donnees</w:t>
+            </w:r>
           </w:p>
         </w:tc>
         <w:tc>
@@ -3825,6 +3654,7 @@
         <w:docPartUnique/>
       </w:docPartObj>
     </w:sdtPr>
+    <w:sdtEndPr/>
     <w:sdtContent>
       <w:p>
         <w:pPr>

--- a/Docs/cahier des charges.docx
+++ b/Docs/cahier des charges.docx
@@ -314,7 +314,10 @@
           </w:tcPr>
           <w:p>
             <w:r>
-              <w:t>Création du document, contexte, problemes</w:t>
+              <w:t xml:space="preserve">Création du document, contexte, </w:t>
+            </w:r>
+            <w:r>
+              <w:t>problèmes</w:t>
             </w:r>
           </w:p>
         </w:tc>
@@ -346,7 +349,19 @@
           </w:tcPr>
           <w:p>
             <w:r>
-              <w:t>Technologien utilisees, partie de fonctionnalites</w:t>
+              <w:t>Technologie</w:t>
+            </w:r>
+            <w:r>
+              <w:t xml:space="preserve"> </w:t>
+            </w:r>
+            <w:r>
+              <w:t>utilisées</w:t>
+            </w:r>
+            <w:r>
+              <w:t xml:space="preserve">, partie de </w:t>
+            </w:r>
+            <w:r>
+              <w:t>fonctionnalités</w:t>
             </w:r>
           </w:p>
         </w:tc>
@@ -523,6 +538,39 @@
     </w:p>
     <w:p>
       <w:pPr>
+        <w:pStyle w:val="Paragraphedeliste"/>
+        <w:numPr>
+          <w:ilvl w:val="1"/>
+          <w:numId w:val="2"/>
+        </w:numPr>
+      </w:pPr>
+      <w:r>
+        <w:t xml:space="preserve">Permettre aux chercheurs </w:t>
+      </w:r>
+      <w:r>
+        <w:t xml:space="preserve">de </w:t>
+      </w:r>
+      <w:r>
+        <w:t>définir</w:t>
+      </w:r>
+      <w:r>
+        <w:t xml:space="preserve"> </w:t>
+      </w:r>
+      <w:r>
+        <w:t>leurs propres tableaux</w:t>
+      </w:r>
+      <w:r>
+        <w:t xml:space="preserve"> de donner pour des informations </w:t>
+      </w:r>
+      <w:r>
+        <w:t>supplémentaires</w:t>
+      </w:r>
+      <w:r>
+        <w:t xml:space="preserve"> hors des tables standards</w:t>
+      </w:r>
+    </w:p>
+    <w:p>
+      <w:pPr>
         <w:pStyle w:val="Titre3"/>
       </w:pPr>
       <w:r>
@@ -544,7 +592,25 @@
         <w:t>Inclus :</w:t>
       </w:r>
       <w:r>
-        <w:t xml:space="preserve"> espace personnel et espace partagé, application web et application mobile, import de données avec ETL, saisie hors ligne avec synchronisation, gestion des médias, validation des données, historique des événements, notifications.</w:t>
+        <w:t xml:space="preserve"> espace personnel et espace partagé, application web et application mobile, import de données avec ETL, saisie hors ligne avec synchronisation, gestion des médias, validation des données, historique des événements, notifications</w:t>
+      </w:r>
+      <w:r>
+        <w:t xml:space="preserve">, tableaux personnalises, </w:t>
+      </w:r>
+      <w:r>
+        <w:t>catalogues</w:t>
+      </w:r>
+      <w:r>
+        <w:t xml:space="preserve"> d’attribut</w:t>
+      </w:r>
+      <w:r>
+        <w:t xml:space="preserve">, interface en </w:t>
+      </w:r>
+      <w:r>
+        <w:t>français</w:t>
+      </w:r>
+      <w:r>
+        <w:t xml:space="preserve"> et anglais, mode sombre et clair.</w:t>
       </w:r>
     </w:p>
     <w:p>
@@ -562,7 +628,10 @@
         <w:t>Exclu :</w:t>
       </w:r>
       <w:r>
-        <w:t xml:space="preserve"> [ … ]</w:t>
+        <w:t xml:space="preserve"> </w:t>
+      </w:r>
+      <w:r>
+        <w:t>application mobile native.</w:t>
       </w:r>
     </w:p>
     <w:p>
@@ -736,7 +805,13 @@
           </w:tcPr>
           <w:p>
             <w:r>
-              <w:t>[à préciser]</w:t>
+              <w:t>[</w:t>
+            </w:r>
+            <w:r>
+              <w:t>À</w:t>
+            </w:r>
+            <w:r>
+              <w:t xml:space="preserve"> préciser]</w:t>
             </w:r>
           </w:p>
         </w:tc>
@@ -768,7 +843,13 @@
           </w:tcPr>
           <w:p>
             <w:r>
-              <w:t>[à préciser]</w:t>
+              <w:t>[</w:t>
+            </w:r>
+            <w:r>
+              <w:t>À</w:t>
+            </w:r>
+            <w:r>
+              <w:t xml:space="preserve"> préciser]</w:t>
             </w:r>
           </w:p>
         </w:tc>
@@ -790,6 +871,7 @@
         <w:pStyle w:val="Titre2"/>
       </w:pPr>
       <w:r>
+        <w:lastRenderedPageBreak/>
         <w:t>3. Analyse de l'existant</w:t>
       </w:r>
     </w:p>
@@ -811,7 +893,6 @@
         <w:pStyle w:val="Titre3"/>
       </w:pPr>
       <w:r>
-        <w:lastRenderedPageBreak/>
         <w:t>3.2 Limites constatées</w:t>
       </w:r>
     </w:p>
@@ -1214,6 +1295,7 @@
         <w:pStyle w:val="Titre3"/>
       </w:pPr>
       <w:r>
+        <w:lastRenderedPageBreak/>
         <w:t>4.2 Besoins fonctionnels</w:t>
       </w:r>
     </w:p>
@@ -1328,28 +1410,487 @@
           </w:tcPr>
           <w:p>
             <w:r>
+              <w:t>BF-02</w:t>
+            </w:r>
+          </w:p>
+        </w:tc>
+        <w:tc>
+          <w:tcPr>
+            <w:tcW w:w="2340" w:type="dxa"/>
+          </w:tcPr>
+          <w:p>
+            <w:r>
+              <w:t>Gestion des recherches</w:t>
+            </w:r>
+          </w:p>
+        </w:tc>
+        <w:tc>
+          <w:tcPr>
+            <w:tcW w:w="2340" w:type="dxa"/>
+          </w:tcPr>
+          <w:p>
+            <w:r>
+              <w:t>Création, modification et suppression d'une recherche</w:t>
+            </w:r>
+          </w:p>
+        </w:tc>
+        <w:tc>
+          <w:tcPr>
+            <w:tcW w:w="2340" w:type="dxa"/>
+          </w:tcPr>
+          <w:p>
+            <w:r>
+              <w:t>Must</w:t>
+            </w:r>
+          </w:p>
+        </w:tc>
+      </w:tr>
+      <w:tr>
+        <w:tc>
+          <w:tcPr>
+            <w:tcW w:w="2340" w:type="dxa"/>
+          </w:tcPr>
+          <w:p>
+            <w:r>
+              <w:t>BF-03</w:t>
+            </w:r>
+          </w:p>
+        </w:tc>
+        <w:tc>
+          <w:tcPr>
+            <w:tcW w:w="2340" w:type="dxa"/>
+          </w:tcPr>
+          <w:p>
+            <w:r>
+              <w:t>Collaboration avec un agent de saisie</w:t>
+            </w:r>
+          </w:p>
+        </w:tc>
+        <w:tc>
+          <w:tcPr>
+            <w:tcW w:w="2340" w:type="dxa"/>
+          </w:tcPr>
+          <w:p>
+            <w:r>
+              <w:t>Saisie de nombreuses données par un agent, puis validation par le chercheur</w:t>
+            </w:r>
+          </w:p>
+        </w:tc>
+        <w:tc>
+          <w:tcPr>
+            <w:tcW w:w="2340" w:type="dxa"/>
+          </w:tcPr>
+          <w:p>
+            <w:r>
+              <w:t>Should</w:t>
+            </w:r>
+          </w:p>
+        </w:tc>
+      </w:tr>
+      <w:tr>
+        <w:tc>
+          <w:tcPr>
+            <w:tcW w:w="2340" w:type="dxa"/>
+          </w:tcPr>
+          <w:p>
+            <w:r>
+              <w:t>BF-04</w:t>
+            </w:r>
+          </w:p>
+        </w:tc>
+        <w:tc>
+          <w:tcPr>
+            <w:tcW w:w="2340" w:type="dxa"/>
+          </w:tcPr>
+          <w:p>
+            <w:r>
+              <w:t>Formulaire de saisie</w:t>
+            </w:r>
+          </w:p>
+        </w:tc>
+        <w:tc>
+          <w:tcPr>
+            <w:tcW w:w="2340" w:type="dxa"/>
+          </w:tcPr>
+          <w:p>
+            <w:r>
+              <w:t>Saisie dans une recherche, avec champs obligatoires et facultatifs au choix de l'utilisateur</w:t>
+            </w:r>
+          </w:p>
+        </w:tc>
+        <w:tc>
+          <w:tcPr>
+            <w:tcW w:w="2340" w:type="dxa"/>
+          </w:tcPr>
+          <w:p>
+            <w:r>
+              <w:t>Must</w:t>
+            </w:r>
+          </w:p>
+        </w:tc>
+      </w:tr>
+      <w:tr>
+        <w:tc>
+          <w:tcPr>
+            <w:tcW w:w="2340" w:type="dxa"/>
+          </w:tcPr>
+          <w:p>
+            <w:r>
+              <w:t>BF-05</w:t>
+            </w:r>
+          </w:p>
+        </w:tc>
+        <w:tc>
+          <w:tcPr>
+            <w:tcW w:w="2340" w:type="dxa"/>
+          </w:tcPr>
+          <w:p>
+            <w:r>
+              <w:t xml:space="preserve">Tableaux de </w:t>
+            </w:r>
+            <w:r>
+              <w:t>données</w:t>
+            </w:r>
+            <w:r>
+              <w:t xml:space="preserve"> personnalises</w:t>
+            </w:r>
+          </w:p>
+        </w:tc>
+        <w:tc>
+          <w:tcPr>
+            <w:tcW w:w="2340" w:type="dxa"/>
+          </w:tcPr>
+          <w:p>
+            <w:r>
+              <w:t>Création</w:t>
+            </w:r>
+            <w:r>
+              <w:t xml:space="preserve"> d’un tableau avec ses propres colonnes par les chercheurs</w:t>
+            </w:r>
+            <w:r>
+              <w:t xml:space="preserve"> pour les tableaux hors tables standards.</w:t>
+            </w:r>
+          </w:p>
+        </w:tc>
+        <w:tc>
+          <w:tcPr>
+            <w:tcW w:w="2340" w:type="dxa"/>
+          </w:tcPr>
+          <w:p>
+            <w:r>
+              <w:t>Must</w:t>
+            </w:r>
+          </w:p>
+        </w:tc>
+      </w:tr>
+      <w:tr>
+        <w:tc>
+          <w:tcPr>
+            <w:tcW w:w="2340" w:type="dxa"/>
+          </w:tcPr>
+          <w:p>
+            <w:r>
+              <w:t>BF-0</w:t>
+            </w:r>
+            <w:r>
+              <w:t>6</w:t>
+            </w:r>
+          </w:p>
+        </w:tc>
+        <w:tc>
+          <w:tcPr>
+            <w:tcW w:w="2340" w:type="dxa"/>
+          </w:tcPr>
+          <w:p>
+            <w:r>
+              <w:t>Import de données</w:t>
+            </w:r>
+          </w:p>
+        </w:tc>
+        <w:tc>
+          <w:tcPr>
+            <w:tcW w:w="2340" w:type="dxa"/>
+          </w:tcPr>
+          <w:p>
+            <w:r>
+              <w:t>Import de fichiers Excel ou CSV avec ETL pour la fiabilité et l'absence de doublons</w:t>
+            </w:r>
+          </w:p>
+        </w:tc>
+        <w:tc>
+          <w:tcPr>
+            <w:tcW w:w="2340" w:type="dxa"/>
+          </w:tcPr>
+          <w:p>
+            <w:r>
+              <w:t>Must</w:t>
+            </w:r>
+          </w:p>
+        </w:tc>
+      </w:tr>
+      <w:tr>
+        <w:tc>
+          <w:tcPr>
+            <w:tcW w:w="2340" w:type="dxa"/>
+          </w:tcPr>
+          <w:p>
+            <w:r>
+              <w:t>BF-0</w:t>
+            </w:r>
+            <w:r>
+              <w:t>7</w:t>
+            </w:r>
+          </w:p>
+        </w:tc>
+        <w:tc>
+          <w:tcPr>
+            <w:tcW w:w="2340" w:type="dxa"/>
+          </w:tcPr>
+          <w:p>
+            <w:r>
+              <w:t>Fiche taxon</w:t>
+            </w:r>
+          </w:p>
+        </w:tc>
+        <w:tc>
+          <w:tcPr>
+            <w:tcW w:w="2340" w:type="dxa"/>
+          </w:tcPr>
+          <w:p>
+            <w:r>
+              <w:t>Consultation de la fiche, modification des données par le chercheur principal</w:t>
+            </w:r>
+          </w:p>
+        </w:tc>
+        <w:tc>
+          <w:tcPr>
+            <w:tcW w:w="2340" w:type="dxa"/>
+          </w:tcPr>
+          <w:p>
+            <w:r>
+              <w:t>Must</w:t>
+            </w:r>
+          </w:p>
+        </w:tc>
+      </w:tr>
+      <w:tr>
+        <w:tc>
+          <w:tcPr>
+            <w:tcW w:w="2340" w:type="dxa"/>
+          </w:tcPr>
+          <w:p>
+            <w:r>
+              <w:t>BF-0</w:t>
+            </w:r>
+            <w:r>
+              <w:t>8</w:t>
+            </w:r>
+          </w:p>
+        </w:tc>
+        <w:tc>
+          <w:tcPr>
+            <w:tcW w:w="2340" w:type="dxa"/>
+          </w:tcPr>
+          <w:p>
+            <w:r>
+              <w:t>Export de données</w:t>
+            </w:r>
+          </w:p>
+        </w:tc>
+        <w:tc>
+          <w:tcPr>
+            <w:tcW w:w="2340" w:type="dxa"/>
+          </w:tcPr>
+          <w:p>
+            <w:r>
+              <w:t>Export dans des formats standards</w:t>
+            </w:r>
+          </w:p>
+        </w:tc>
+        <w:tc>
+          <w:tcPr>
+            <w:tcW w:w="2340" w:type="dxa"/>
+          </w:tcPr>
+          <w:p>
+            <w:r>
+              <w:t>Must</w:t>
+            </w:r>
+          </w:p>
+        </w:tc>
+      </w:tr>
+      <w:tr>
+        <w:tc>
+          <w:tcPr>
+            <w:tcW w:w="2340" w:type="dxa"/>
+          </w:tcPr>
+          <w:p>
+            <w:r>
+              <w:t>BF-0</w:t>
+            </w:r>
+            <w:r>
+              <w:t>9</w:t>
+            </w:r>
+          </w:p>
+        </w:tc>
+        <w:tc>
+          <w:tcPr>
+            <w:tcW w:w="2340" w:type="dxa"/>
+          </w:tcPr>
+          <w:p>
+            <w:r>
+              <w:t>Confidentialité et partage</w:t>
+            </w:r>
+          </w:p>
+        </w:tc>
+        <w:tc>
+          <w:tcPr>
+            <w:tcW w:w="2340" w:type="dxa"/>
+          </w:tcPr>
+          <w:p>
+            <w:r>
+              <w:t>Données privées par défaut, option de partage sur la plateforme</w:t>
+            </w:r>
+          </w:p>
+        </w:tc>
+        <w:tc>
+          <w:tcPr>
+            <w:tcW w:w="2340" w:type="dxa"/>
+          </w:tcPr>
+          <w:p>
+            <w:r>
+              <w:t>Must</w:t>
+            </w:r>
+          </w:p>
+        </w:tc>
+      </w:tr>
+      <w:tr>
+        <w:tc>
+          <w:tcPr>
+            <w:tcW w:w="2340" w:type="dxa"/>
+          </w:tcPr>
+          <w:p>
+            <w:r>
               <w:lastRenderedPageBreak/>
-              <w:t>BF-02</w:t>
-            </w:r>
-          </w:p>
-        </w:tc>
-        <w:tc>
-          <w:tcPr>
-            <w:tcW w:w="2340" w:type="dxa"/>
-          </w:tcPr>
-          <w:p>
-            <w:r>
-              <w:t>Gestion des recherches</w:t>
-            </w:r>
-          </w:p>
-        </w:tc>
-        <w:tc>
-          <w:tcPr>
-            <w:tcW w:w="2340" w:type="dxa"/>
-          </w:tcPr>
-          <w:p>
-            <w:r>
-              <w:t>Création, modification et suppression d'une recherche</w:t>
+              <w:t>BF-</w:t>
+            </w:r>
+            <w:r>
+              <w:t>10</w:t>
+            </w:r>
+          </w:p>
+        </w:tc>
+        <w:tc>
+          <w:tcPr>
+            <w:tcW w:w="2340" w:type="dxa"/>
+          </w:tcPr>
+          <w:p>
+            <w:r>
+              <w:t>Gestion des médias</w:t>
+            </w:r>
+          </w:p>
+        </w:tc>
+        <w:tc>
+          <w:tcPr>
+            <w:tcW w:w="2340" w:type="dxa"/>
+          </w:tcPr>
+          <w:p>
+            <w:r>
+              <w:t>Espace de conservation des fichiers pendant la recherche (thèse en cours, photos et vidéos de terrain)</w:t>
+            </w:r>
+          </w:p>
+        </w:tc>
+        <w:tc>
+          <w:tcPr>
+            <w:tcW w:w="2340" w:type="dxa"/>
+          </w:tcPr>
+          <w:p>
+            <w:r>
+              <w:t>Should</w:t>
+            </w:r>
+          </w:p>
+        </w:tc>
+      </w:tr>
+      <w:tr>
+        <w:tc>
+          <w:tcPr>
+            <w:tcW w:w="2340" w:type="dxa"/>
+          </w:tcPr>
+          <w:p>
+            <w:r>
+              <w:t>BF-1</w:t>
+            </w:r>
+            <w:r>
+              <w:t>1</w:t>
+            </w:r>
+          </w:p>
+        </w:tc>
+        <w:tc>
+          <w:tcPr>
+            <w:tcW w:w="2340" w:type="dxa"/>
+          </w:tcPr>
+          <w:p>
+            <w:r>
+              <w:t>Espace thèse</w:t>
+            </w:r>
+          </w:p>
+        </w:tc>
+        <w:tc>
+          <w:tcPr>
+            <w:tcW w:w="2340" w:type="dxa"/>
+          </w:tcPr>
+          <w:p>
+            <w:r>
+              <w:t>Dépôt de la thèse quand la recherche est terminée</w:t>
+            </w:r>
+          </w:p>
+        </w:tc>
+        <w:tc>
+          <w:tcPr>
+            <w:tcW w:w="2340" w:type="dxa"/>
+          </w:tcPr>
+          <w:p>
+            <w:r>
+              <w:t>Could</w:t>
+            </w:r>
+          </w:p>
+        </w:tc>
+      </w:tr>
+      <w:tr>
+        <w:tc>
+          <w:tcPr>
+            <w:tcW w:w="2340" w:type="dxa"/>
+          </w:tcPr>
+          <w:p>
+            <w:r>
+              <w:t>BF-1</w:t>
+            </w:r>
+            <w:r>
+              <w:t>2</w:t>
+            </w:r>
+          </w:p>
+        </w:tc>
+        <w:tc>
+          <w:tcPr>
+            <w:tcW w:w="2340" w:type="dxa"/>
+          </w:tcPr>
+          <w:p>
+            <w:r>
+              <w:t>Métadonnées</w:t>
+            </w:r>
+          </w:p>
+        </w:tc>
+        <w:tc>
+          <w:tcPr>
+            <w:tcW w:w="2340" w:type="dxa"/>
+          </w:tcPr>
+          <w:p>
+            <w:r>
+              <w:t xml:space="preserve">Description standardisée </w:t>
+            </w:r>
+            <w:r>
+              <w:t>de chaque</w:t>
+            </w:r>
+            <w:r>
+              <w:t xml:space="preserve"> recherche (méthodes, effort d'échantillonnage, auteur, licence)</w:t>
             </w:r>
           </w:p>
         </w:tc>
@@ -1371,27 +1912,144 @@
           </w:tcPr>
           <w:p>
             <w:r>
-              <w:t>BF-03</w:t>
-            </w:r>
-          </w:p>
-        </w:tc>
-        <w:tc>
-          <w:tcPr>
-            <w:tcW w:w="2340" w:type="dxa"/>
-          </w:tcPr>
-          <w:p>
-            <w:r>
-              <w:t>Collaboration avec un agent de saisie</w:t>
-            </w:r>
-          </w:p>
-        </w:tc>
-        <w:tc>
-          <w:tcPr>
-            <w:tcW w:w="2340" w:type="dxa"/>
-          </w:tcPr>
-          <w:p>
-            <w:r>
-              <w:t>Saisie de nombreuses données par un agent, puis validation par le chercheur</w:t>
+              <w:t>BF-1</w:t>
+            </w:r>
+            <w:r>
+              <w:t>3</w:t>
+            </w:r>
+          </w:p>
+        </w:tc>
+        <w:tc>
+          <w:tcPr>
+            <w:tcW w:w="2340" w:type="dxa"/>
+          </w:tcPr>
+          <w:p>
+            <w:r>
+              <w:t>Dashboard et notes personnelles</w:t>
+            </w:r>
+          </w:p>
+        </w:tc>
+        <w:tc>
+          <w:tcPr>
+            <w:tcW w:w="2340" w:type="dxa"/>
+          </w:tcPr>
+          <w:p>
+            <w:r>
+              <w:t>Tableau de bord et notes perso dans l'espace personnel</w:t>
+            </w:r>
+          </w:p>
+        </w:tc>
+        <w:tc>
+          <w:tcPr>
+            <w:tcW w:w="2340" w:type="dxa"/>
+          </w:tcPr>
+          <w:p>
+            <w:r>
+              <w:t>Could</w:t>
+            </w:r>
+          </w:p>
+        </w:tc>
+      </w:tr>
+      <w:tr>
+        <w:tc>
+          <w:tcPr>
+            <w:tcW w:w="2340" w:type="dxa"/>
+          </w:tcPr>
+          <w:p>
+            <w:r>
+              <w:t>BF-1</w:t>
+            </w:r>
+            <w:r>
+              <w:t>4</w:t>
+            </w:r>
+          </w:p>
+        </w:tc>
+        <w:tc>
+          <w:tcPr>
+            <w:tcW w:w="2340" w:type="dxa"/>
+          </w:tcPr>
+          <w:p>
+            <w:r>
+              <w:t>Mode hors ligne</w:t>
+            </w:r>
+          </w:p>
+        </w:tc>
+        <w:tc>
+          <w:tcPr>
+            <w:tcW w:w="2340" w:type="dxa"/>
+          </w:tcPr>
+          <w:p>
+            <w:r>
+              <w:t>Saisie hors connexion sur le terrain</w:t>
+            </w:r>
+            <w:r>
+              <w:t xml:space="preserve"> (offline first)</w:t>
+            </w:r>
+            <w:r>
+              <w:t>,</w:t>
+            </w:r>
+            <w:r>
+              <w:t xml:space="preserve"> </w:t>
+            </w:r>
+            <w:r>
+              <w:t>détection</w:t>
+            </w:r>
+            <w:r>
+              <w:t xml:space="preserve"> de la connexion et </w:t>
+            </w:r>
+            <w:r>
+              <w:t>synchronisation</w:t>
+            </w:r>
+            <w:r>
+              <w:t xml:space="preserve"> au retour du </w:t>
+            </w:r>
+            <w:r>
+              <w:t>réseau</w:t>
+            </w:r>
+          </w:p>
+        </w:tc>
+        <w:tc>
+          <w:tcPr>
+            <w:tcW w:w="2340" w:type="dxa"/>
+          </w:tcPr>
+          <w:p>
+            <w:r>
+              <w:t>Must</w:t>
+            </w:r>
+          </w:p>
+        </w:tc>
+      </w:tr>
+      <w:tr>
+        <w:tc>
+          <w:tcPr>
+            <w:tcW w:w="2340" w:type="dxa"/>
+          </w:tcPr>
+          <w:p>
+            <w:r>
+              <w:t>BF-1</w:t>
+            </w:r>
+            <w:r>
+              <w:t>5</w:t>
+            </w:r>
+          </w:p>
+        </w:tc>
+        <w:tc>
+          <w:tcPr>
+            <w:tcW w:w="2340" w:type="dxa"/>
+          </w:tcPr>
+          <w:p>
+            <w:r>
+              <w:t>Recherche dans l'espace partagé</w:t>
+            </w:r>
+          </w:p>
+        </w:tc>
+        <w:tc>
+          <w:tcPr>
+            <w:tcW w:w="2340" w:type="dxa"/>
+          </w:tcPr>
+          <w:p>
+            <w:r>
+              <w:t>Recherche parmi les espèces, les observations, les jeux de données</w:t>
             </w:r>
           </w:p>
         </w:tc>
@@ -1413,279 +2071,30 @@
           </w:tcPr>
           <w:p>
             <w:r>
-              <w:t>BF-04</w:t>
-            </w:r>
-          </w:p>
-        </w:tc>
-        <w:tc>
-          <w:tcPr>
-            <w:tcW w:w="2340" w:type="dxa"/>
-          </w:tcPr>
-          <w:p>
-            <w:r>
-              <w:t>Formulaire de saisie</w:t>
-            </w:r>
-          </w:p>
-        </w:tc>
-        <w:tc>
-          <w:tcPr>
-            <w:tcW w:w="2340" w:type="dxa"/>
-          </w:tcPr>
-          <w:p>
-            <w:r>
-              <w:t>Saisie dans une recherche, avec champs obligatoires et facultatifs au choix de l'utilisateur</w:t>
-            </w:r>
-          </w:p>
-        </w:tc>
-        <w:tc>
-          <w:tcPr>
-            <w:tcW w:w="2340" w:type="dxa"/>
-          </w:tcPr>
-          <w:p>
-            <w:r>
-              <w:t>Must</w:t>
-            </w:r>
-          </w:p>
-        </w:tc>
-      </w:tr>
-      <w:tr>
-        <w:tc>
-          <w:tcPr>
-            <w:tcW w:w="2340" w:type="dxa"/>
-          </w:tcPr>
-          <w:p>
-            <w:r>
-              <w:t>BF-05</w:t>
-            </w:r>
-          </w:p>
-        </w:tc>
-        <w:tc>
-          <w:tcPr>
-            <w:tcW w:w="2340" w:type="dxa"/>
-          </w:tcPr>
-          <w:p>
-            <w:r>
-              <w:t>Import de données</w:t>
-            </w:r>
-          </w:p>
-        </w:tc>
-        <w:tc>
-          <w:tcPr>
-            <w:tcW w:w="2340" w:type="dxa"/>
-          </w:tcPr>
-          <w:p>
-            <w:r>
-              <w:t>Import de fichiers Excel ou CSV avec ETL pour la fiabilité et l'absence de doublons</w:t>
-            </w:r>
-          </w:p>
-        </w:tc>
-        <w:tc>
-          <w:tcPr>
-            <w:tcW w:w="2340" w:type="dxa"/>
-          </w:tcPr>
-          <w:p>
-            <w:r>
-              <w:t>Must</w:t>
-            </w:r>
-          </w:p>
-        </w:tc>
-      </w:tr>
-      <w:tr>
-        <w:tc>
-          <w:tcPr>
-            <w:tcW w:w="2340" w:type="dxa"/>
-          </w:tcPr>
-          <w:p>
-            <w:r>
-              <w:t>BF-06</w:t>
-            </w:r>
-          </w:p>
-        </w:tc>
-        <w:tc>
-          <w:tcPr>
-            <w:tcW w:w="2340" w:type="dxa"/>
-          </w:tcPr>
-          <w:p>
-            <w:r>
-              <w:t>Fiche taxon</w:t>
-            </w:r>
-          </w:p>
-        </w:tc>
-        <w:tc>
-          <w:tcPr>
-            <w:tcW w:w="2340" w:type="dxa"/>
-          </w:tcPr>
-          <w:p>
-            <w:r>
-              <w:t>Consultation de la fiche, modification des données par le chercheur principal</w:t>
-            </w:r>
-          </w:p>
-        </w:tc>
-        <w:tc>
-          <w:tcPr>
-            <w:tcW w:w="2340" w:type="dxa"/>
-          </w:tcPr>
-          <w:p>
-            <w:r>
-              <w:t>Must</w:t>
-            </w:r>
-          </w:p>
-        </w:tc>
-      </w:tr>
-      <w:tr>
-        <w:tc>
-          <w:tcPr>
-            <w:tcW w:w="2340" w:type="dxa"/>
-          </w:tcPr>
-          <w:p>
-            <w:r>
-              <w:t>BF-07</w:t>
-            </w:r>
-          </w:p>
-        </w:tc>
-        <w:tc>
-          <w:tcPr>
-            <w:tcW w:w="2340" w:type="dxa"/>
-          </w:tcPr>
-          <w:p>
-            <w:r>
-              <w:t>Export de données</w:t>
-            </w:r>
-          </w:p>
-        </w:tc>
-        <w:tc>
-          <w:tcPr>
-            <w:tcW w:w="2340" w:type="dxa"/>
-          </w:tcPr>
-          <w:p>
-            <w:r>
-              <w:t>Export dans des formats standards</w:t>
-            </w:r>
-          </w:p>
-        </w:tc>
-        <w:tc>
-          <w:tcPr>
-            <w:tcW w:w="2340" w:type="dxa"/>
-          </w:tcPr>
-          <w:p>
-            <w:r>
-              <w:t>Must</w:t>
-            </w:r>
-          </w:p>
-        </w:tc>
-      </w:tr>
-      <w:tr>
-        <w:tc>
-          <w:tcPr>
-            <w:tcW w:w="2340" w:type="dxa"/>
-          </w:tcPr>
-          <w:p>
-            <w:r>
-              <w:t>BF-08</w:t>
-            </w:r>
-          </w:p>
-        </w:tc>
-        <w:tc>
-          <w:tcPr>
-            <w:tcW w:w="2340" w:type="dxa"/>
-          </w:tcPr>
-          <w:p>
-            <w:r>
-              <w:t>Confidentialité et partage</w:t>
-            </w:r>
-          </w:p>
-        </w:tc>
-        <w:tc>
-          <w:tcPr>
-            <w:tcW w:w="2340" w:type="dxa"/>
-          </w:tcPr>
-          <w:p>
-            <w:r>
-              <w:t>Données privées par défaut, option de partage sur la plateforme</w:t>
-            </w:r>
-          </w:p>
-        </w:tc>
-        <w:tc>
-          <w:tcPr>
-            <w:tcW w:w="2340" w:type="dxa"/>
-          </w:tcPr>
-          <w:p>
-            <w:r>
-              <w:t>Must</w:t>
-            </w:r>
-          </w:p>
-        </w:tc>
-      </w:tr>
-      <w:tr>
-        <w:tc>
-          <w:tcPr>
-            <w:tcW w:w="2340" w:type="dxa"/>
-          </w:tcPr>
-          <w:p>
-            <w:r>
-              <w:t>BF-09</w:t>
-            </w:r>
-          </w:p>
-        </w:tc>
-        <w:tc>
-          <w:tcPr>
-            <w:tcW w:w="2340" w:type="dxa"/>
-          </w:tcPr>
-          <w:p>
-            <w:r>
-              <w:t>Gestion des médias</w:t>
-            </w:r>
-          </w:p>
-        </w:tc>
-        <w:tc>
-          <w:tcPr>
-            <w:tcW w:w="2340" w:type="dxa"/>
-          </w:tcPr>
-          <w:p>
-            <w:r>
-              <w:t>Espace de conservation des fichiers pendant la recherche (thèse en cours, photos et vidéos de terrain)</w:t>
-            </w:r>
-          </w:p>
-        </w:tc>
-        <w:tc>
-          <w:tcPr>
-            <w:tcW w:w="2340" w:type="dxa"/>
-          </w:tcPr>
-          <w:p>
-            <w:r>
-              <w:t>Should</w:t>
-            </w:r>
-          </w:p>
-        </w:tc>
-      </w:tr>
-      <w:tr>
-        <w:tc>
-          <w:tcPr>
-            <w:tcW w:w="2340" w:type="dxa"/>
-          </w:tcPr>
-          <w:p>
-            <w:r>
-              <w:t>BF-10</w:t>
-            </w:r>
-          </w:p>
-        </w:tc>
-        <w:tc>
-          <w:tcPr>
-            <w:tcW w:w="2340" w:type="dxa"/>
-          </w:tcPr>
-          <w:p>
-            <w:r>
-              <w:t>Espace thèse</w:t>
-            </w:r>
-          </w:p>
-        </w:tc>
-        <w:tc>
-          <w:tcPr>
-            <w:tcW w:w="2340" w:type="dxa"/>
-          </w:tcPr>
-          <w:p>
-            <w:r>
-              <w:t>Dépôt de la thèse quand la recherche est terminée</w:t>
+              <w:t>BF-1</w:t>
+            </w:r>
+            <w:r>
+              <w:t>6</w:t>
+            </w:r>
+          </w:p>
+        </w:tc>
+        <w:tc>
+          <w:tcPr>
+            <w:tcW w:w="2340" w:type="dxa"/>
+          </w:tcPr>
+          <w:p>
+            <w:r>
+              <w:t>Notifications</w:t>
+            </w:r>
+          </w:p>
+        </w:tc>
+        <w:tc>
+          <w:tcPr>
+            <w:tcW w:w="2340" w:type="dxa"/>
+          </w:tcPr>
+          <w:p>
+            <w:r>
+              <w:t>Notifications liées aux événements (validation, collaboration, partage)</w:t>
             </w:r>
           </w:p>
         </w:tc>
@@ -1707,237 +2116,10 @@
           </w:tcPr>
           <w:p>
             <w:r>
-              <w:t>BF-11</w:t>
-            </w:r>
-          </w:p>
-        </w:tc>
-        <w:tc>
-          <w:tcPr>
-            <w:tcW w:w="2340" w:type="dxa"/>
-          </w:tcPr>
-          <w:p>
-            <w:r>
-              <w:t>Métadonnées</w:t>
-            </w:r>
-          </w:p>
-        </w:tc>
-        <w:tc>
-          <w:tcPr>
-            <w:tcW w:w="2340" w:type="dxa"/>
-          </w:tcPr>
-          <w:p>
-            <w:r>
-              <w:t xml:space="preserve">Description standardisée de chaque recherche </w:t>
-            </w:r>
-            <w:r>
-              <w:lastRenderedPageBreak/>
-              <w:t>(méthodes, effort d'échantillonnage, auteur, licence)</w:t>
-            </w:r>
-          </w:p>
-        </w:tc>
-        <w:tc>
-          <w:tcPr>
-            <w:tcW w:w="2340" w:type="dxa"/>
-          </w:tcPr>
-          <w:p>
-            <w:r>
-              <w:lastRenderedPageBreak/>
-              <w:t>Must</w:t>
-            </w:r>
-          </w:p>
-        </w:tc>
-      </w:tr>
-      <w:tr>
-        <w:tc>
-          <w:tcPr>
-            <w:tcW w:w="2340" w:type="dxa"/>
-          </w:tcPr>
-          <w:p>
-            <w:r>
-              <w:t>BF-12</w:t>
-            </w:r>
-          </w:p>
-        </w:tc>
-        <w:tc>
-          <w:tcPr>
-            <w:tcW w:w="2340" w:type="dxa"/>
-          </w:tcPr>
-          <w:p>
-            <w:r>
-              <w:t>Dashboard et notes personnelles</w:t>
-            </w:r>
-          </w:p>
-        </w:tc>
-        <w:tc>
-          <w:tcPr>
-            <w:tcW w:w="2340" w:type="dxa"/>
-          </w:tcPr>
-          <w:p>
-            <w:r>
-              <w:t>Tableau de bord et notes perso dans l'espace personnel</w:t>
-            </w:r>
-          </w:p>
-        </w:tc>
-        <w:tc>
-          <w:tcPr>
-            <w:tcW w:w="2340" w:type="dxa"/>
-          </w:tcPr>
-          <w:p>
-            <w:r>
-              <w:t>Could</w:t>
-            </w:r>
-          </w:p>
-        </w:tc>
-      </w:tr>
-      <w:tr>
-        <w:tc>
-          <w:tcPr>
-            <w:tcW w:w="2340" w:type="dxa"/>
-          </w:tcPr>
-          <w:p>
-            <w:r>
-              <w:t>BF-13</w:t>
-            </w:r>
-          </w:p>
-        </w:tc>
-        <w:tc>
-          <w:tcPr>
-            <w:tcW w:w="2340" w:type="dxa"/>
-          </w:tcPr>
-          <w:p>
-            <w:r>
-              <w:t>Mode hors ligne</w:t>
-            </w:r>
-          </w:p>
-        </w:tc>
-        <w:tc>
-          <w:tcPr>
-            <w:tcW w:w="2340" w:type="dxa"/>
-          </w:tcPr>
-          <w:p>
-            <w:r>
-              <w:t>Saisie hors connexion sur le terrain</w:t>
-            </w:r>
-            <w:r>
-              <w:t xml:space="preserve"> (offline first)</w:t>
-            </w:r>
-            <w:r>
-              <w:t>,</w:t>
-            </w:r>
-            <w:r>
-              <w:t xml:space="preserve"> detecttion de la connexion et </w:t>
-            </w:r>
-            <w:r>
-              <w:t>synchronisation</w:t>
-            </w:r>
-            <w:r>
-              <w:t xml:space="preserve"> au retour du reseau</w:t>
-            </w:r>
-          </w:p>
-        </w:tc>
-        <w:tc>
-          <w:tcPr>
-            <w:tcW w:w="2340" w:type="dxa"/>
-          </w:tcPr>
-          <w:p>
-            <w:r>
-              <w:t>Must</w:t>
-            </w:r>
-          </w:p>
-        </w:tc>
-      </w:tr>
-      <w:tr>
-        <w:tc>
-          <w:tcPr>
-            <w:tcW w:w="2340" w:type="dxa"/>
-          </w:tcPr>
-          <w:p>
-            <w:r>
-              <w:t>BF-14</w:t>
-            </w:r>
-          </w:p>
-        </w:tc>
-        <w:tc>
-          <w:tcPr>
-            <w:tcW w:w="2340" w:type="dxa"/>
-          </w:tcPr>
-          <w:p>
-            <w:r>
-              <w:t>Recherche dans l'espace partagé</w:t>
-            </w:r>
-          </w:p>
-        </w:tc>
-        <w:tc>
-          <w:tcPr>
-            <w:tcW w:w="2340" w:type="dxa"/>
-          </w:tcPr>
-          <w:p>
-            <w:r>
-              <w:t>Recherche parmi les espèces, les observations, les jeux de données</w:t>
-            </w:r>
-          </w:p>
-        </w:tc>
-        <w:tc>
-          <w:tcPr>
-            <w:tcW w:w="2340" w:type="dxa"/>
-          </w:tcPr>
-          <w:p>
-            <w:r>
-              <w:t>Should</w:t>
-            </w:r>
-          </w:p>
-        </w:tc>
-      </w:tr>
-      <w:tr>
-        <w:tc>
-          <w:tcPr>
-            <w:tcW w:w="2340" w:type="dxa"/>
-          </w:tcPr>
-          <w:p>
-            <w:r>
-              <w:t>BF-15</w:t>
-            </w:r>
-          </w:p>
-        </w:tc>
-        <w:tc>
-          <w:tcPr>
-            <w:tcW w:w="2340" w:type="dxa"/>
-          </w:tcPr>
-          <w:p>
-            <w:r>
-              <w:t>Notifications</w:t>
-            </w:r>
-          </w:p>
-        </w:tc>
-        <w:tc>
-          <w:tcPr>
-            <w:tcW w:w="2340" w:type="dxa"/>
-          </w:tcPr>
-          <w:p>
-            <w:r>
-              <w:t>Notifications liées aux événements (validation, collaboration, partage)</w:t>
-            </w:r>
-          </w:p>
-        </w:tc>
-        <w:tc>
-          <w:tcPr>
-            <w:tcW w:w="2340" w:type="dxa"/>
-          </w:tcPr>
-          <w:p>
-            <w:r>
-              <w:t>Could</w:t>
-            </w:r>
-          </w:p>
-        </w:tc>
-      </w:tr>
-      <w:tr>
-        <w:tc>
-          <w:tcPr>
-            <w:tcW w:w="2340" w:type="dxa"/>
-          </w:tcPr>
-          <w:p>
-            <w:r>
-              <w:t>BF-16</w:t>
+              <w:t>BF-1</w:t>
+            </w:r>
+            <w:r>
+              <w:t>7</w:t>
             </w:r>
           </w:p>
         </w:tc>
@@ -2002,6 +2184,7 @@
         </w:numPr>
       </w:pPr>
       <w:r>
+        <w:lastRenderedPageBreak/>
         <w:t>RG-02 : le partage sur la plateforme est une option choisie par l'auteur.</w:t>
       </w:r>
     </w:p>
@@ -2128,7 +2311,6 @@
           </w:tcPr>
           <w:p>
             <w:r>
-              <w:lastRenderedPageBreak/>
               <w:t>Sécurité</w:t>
             </w:r>
           </w:p>
@@ -2161,10 +2343,19 @@
           </w:tcPr>
           <w:p>
             <w:r>
-              <w:t>Saisie possible hors ligne sur les sites isolés</w:t>
-            </w:r>
-            <w:r>
-              <w:t>(offline first : Service Worker,IndexedDB)</w:t>
+              <w:t xml:space="preserve">Saisie possible hors ligne sur les sites </w:t>
+            </w:r>
+            <w:r>
+              <w:t>isolés (</w:t>
+            </w:r>
+            <w:r>
+              <w:t xml:space="preserve">offline first : Service </w:t>
+            </w:r>
+            <w:r>
+              <w:t>Worker, IndexedDB</w:t>
+            </w:r>
+            <w:r>
+              <w:t>)</w:t>
             </w:r>
             <w:r>
               <w:t>, avec synchronisation au retour de la connexion</w:t>
@@ -2211,7 +2402,13 @@
           </w:tcPr>
           <w:p>
             <w:r>
-              <w:t>Export dans des formats standards ; API REST documentée (Swagger/OpenAPI)</w:t>
+              <w:t>Export dans des formats standards ; API REST documentée (Swagger/</w:t>
+            </w:r>
+            <w:r>
+              <w:t>Open API</w:t>
+            </w:r>
+            <w:r>
+              <w:t>)</w:t>
             </w:r>
           </w:p>
         </w:tc>
@@ -2295,7 +2492,31 @@
         <w:t>technologies retenues (Vue.js, Spring Boot, PostgreSQL, Python) ; collecte sur des sites isolés, sans connexion</w:t>
       </w:r>
       <w:r>
-        <w:t> ; la saisi hors ligne doit se faire dans le meme navigateur que celui utilise pour la connexion initiale</w:t>
+        <w:t xml:space="preserve"> ; la saisi hors ligne doit se faire dans le </w:t>
+      </w:r>
+      <w:r>
+        <w:t>même</w:t>
+      </w:r>
+      <w:r>
+        <w:t xml:space="preserve"> navigateur que celui utilise pour la connexion initiale</w:t>
+      </w:r>
+      <w:r>
+        <w:t xml:space="preserve"> ; </w:t>
+      </w:r>
+      <w:r>
+        <w:t xml:space="preserve">service d’envoi </w:t>
+      </w:r>
+      <w:r>
+        <w:t>d’emails (invitation</w:t>
+      </w:r>
+      <w:r>
+        <w:t xml:space="preserve"> et </w:t>
+      </w:r>
+      <w:r>
+        <w:t>réinitialisation</w:t>
+      </w:r>
+      <w:r>
+        <w:t xml:space="preserve"> du mot de passe)</w:t>
       </w:r>
     </w:p>
     <w:p>
@@ -2342,6 +2563,7 @@
         <w:pStyle w:val="Titre2"/>
       </w:pPr>
       <w:r>
+        <w:lastRenderedPageBreak/>
         <w:t>6. Spécifications techniques</w:t>
       </w:r>
     </w:p>
@@ -2487,306 +2709,330 @@
           </w:tcPr>
           <w:p>
             <w:r>
+              <w:t>Fonctionnement hors ligne</w:t>
+            </w:r>
+          </w:p>
+        </w:tc>
+        <w:tc>
+          <w:tcPr>
+            <w:tcW w:w="3120" w:type="dxa"/>
+          </w:tcPr>
+          <w:p>
+            <w:r>
+              <w:t>Service Worker</w:t>
+            </w:r>
+          </w:p>
+        </w:tc>
+        <w:tc>
+          <w:tcPr>
+            <w:tcW w:w="3120" w:type="dxa"/>
+          </w:tcPr>
+          <w:p>
+            <w:r>
+              <w:t>Faire fonctionner l’application hors ligne dans le navigateur</w:t>
+            </w:r>
+          </w:p>
+        </w:tc>
+      </w:tr>
+      <w:tr>
+        <w:tc>
+          <w:tcPr>
+            <w:tcW w:w="3120" w:type="dxa"/>
+          </w:tcPr>
+          <w:p>
+            <w:r>
+              <w:t xml:space="preserve">Base de </w:t>
+            </w:r>
+            <w:r>
+              <w:t>données</w:t>
+            </w:r>
+            <w:r>
+              <w:t xml:space="preserve"> locale</w:t>
+            </w:r>
+          </w:p>
+        </w:tc>
+        <w:tc>
+          <w:tcPr>
+            <w:tcW w:w="3120" w:type="dxa"/>
+          </w:tcPr>
+          <w:p>
+            <w:r>
+              <w:t>IndexedDB</w:t>
+            </w:r>
+            <w:r>
+              <w:t xml:space="preserve"> + Dexi</w:t>
+            </w:r>
+            <w:r>
+              <w:t>e.js</w:t>
+            </w:r>
+          </w:p>
+        </w:tc>
+        <w:tc>
+          <w:tcPr>
+            <w:tcW w:w="3120" w:type="dxa"/>
+          </w:tcPr>
+          <w:p>
+            <w:r>
+              <w:t xml:space="preserve">Stocker </w:t>
+            </w:r>
+            <w:r>
+              <w:t>les données saisies</w:t>
+            </w:r>
+            <w:r>
+              <w:t xml:space="preserve"> </w:t>
+            </w:r>
+            <w:r>
+              <w:t>hors ligne</w:t>
+            </w:r>
+            <w:r>
+              <w:t xml:space="preserve"> dans le navigateur</w:t>
+            </w:r>
+          </w:p>
+          <w:p>
+            <w:r>
+              <w:t>Simplifier l’</w:t>
+            </w:r>
+            <w:r>
+              <w:t>accès</w:t>
+            </w:r>
+            <w:r>
+              <w:t xml:space="preserve"> a IndexedDB avec Dexie.js</w:t>
+            </w:r>
+          </w:p>
+        </w:tc>
+      </w:tr>
+      <w:tr>
+        <w:tc>
+          <w:tcPr>
+            <w:tcW w:w="3120" w:type="dxa"/>
+          </w:tcPr>
+          <w:p>
+            <w:r>
+              <w:t>Base de données</w:t>
+            </w:r>
+          </w:p>
+        </w:tc>
+        <w:tc>
+          <w:tcPr>
+            <w:tcW w:w="3120" w:type="dxa"/>
+          </w:tcPr>
+          <w:p>
+            <w:r>
+              <w:t>PostgreSQL</w:t>
+            </w:r>
+          </w:p>
+        </w:tc>
+        <w:tc>
+          <w:tcPr>
+            <w:tcW w:w="3120" w:type="dxa"/>
+          </w:tcPr>
+          <w:p>
+            <w:r>
+              <w:t>Très adapté aux données scientifiques et aux relations complexes</w:t>
+            </w:r>
+          </w:p>
+        </w:tc>
+      </w:tr>
+      <w:tr>
+        <w:tc>
+          <w:tcPr>
+            <w:tcW w:w="3120" w:type="dxa"/>
+          </w:tcPr>
+          <w:p>
+            <w:r>
+              <w:t>Accès aux données</w:t>
+            </w:r>
+          </w:p>
+        </w:tc>
+        <w:tc>
+          <w:tcPr>
+            <w:tcW w:w="3120" w:type="dxa"/>
+          </w:tcPr>
+          <w:p>
+            <w:r>
+              <w:t>Spring Data JPA / Hibernate</w:t>
+            </w:r>
+          </w:p>
+        </w:tc>
+        <w:tc>
+          <w:tcPr>
+            <w:tcW w:w="3120" w:type="dxa"/>
+          </w:tcPr>
+          <w:p>
+            <w:r>
+              <w:t>Gestion des relations entre chercheurs, recherches, taxons, observations</w:t>
+            </w:r>
+          </w:p>
+        </w:tc>
+      </w:tr>
+      <w:tr>
+        <w:tc>
+          <w:tcPr>
+            <w:tcW w:w="3120" w:type="dxa"/>
+          </w:tcPr>
+          <w:p>
+            <w:r>
+              <w:t>Authentification</w:t>
+            </w:r>
+          </w:p>
+        </w:tc>
+        <w:tc>
+          <w:tcPr>
+            <w:tcW w:w="3120" w:type="dxa"/>
+          </w:tcPr>
+          <w:p>
+            <w:r>
+              <w:t>Spring Security + JWT</w:t>
+            </w:r>
+          </w:p>
+        </w:tc>
+        <w:tc>
+          <w:tcPr>
+            <w:tcW w:w="3120" w:type="dxa"/>
+          </w:tcPr>
+          <w:p>
+            <w:r>
+              <w:t>Comptes, rôles, accès privés et partagés</w:t>
+            </w:r>
+          </w:p>
+        </w:tc>
+      </w:tr>
+      <w:tr>
+        <w:tc>
+          <w:tcPr>
+            <w:tcW w:w="3120" w:type="dxa"/>
+          </w:tcPr>
+          <w:p>
+            <w:r>
+              <w:t>Stockage de fichiers</w:t>
+            </w:r>
+          </w:p>
+        </w:tc>
+        <w:tc>
+          <w:tcPr>
+            <w:tcW w:w="3120" w:type="dxa"/>
+          </w:tcPr>
+          <w:p>
+            <w:r>
+              <w:t>MinIO</w:t>
+            </w:r>
+          </w:p>
+        </w:tc>
+        <w:tc>
+          <w:tcPr>
+            <w:tcW w:w="3120" w:type="dxa"/>
+          </w:tcPr>
+          <w:p>
+            <w:r>
+              <w:t>Photos, vidéos, thèses, fichiers Excel/CSV et autres documents</w:t>
+            </w:r>
+          </w:p>
+        </w:tc>
+      </w:tr>
+      <w:tr>
+        <w:tc>
+          <w:tcPr>
+            <w:tcW w:w="3120" w:type="dxa"/>
+          </w:tcPr>
+          <w:p>
+            <w:r>
+              <w:t>ETL</w:t>
+            </w:r>
+          </w:p>
+        </w:tc>
+        <w:tc>
+          <w:tcPr>
+            <w:tcW w:w="3120" w:type="dxa"/>
+          </w:tcPr>
+          <w:p>
+            <w:r>
+              <w:t>Python + pandas</w:t>
+            </w:r>
+          </w:p>
+        </w:tc>
+        <w:tc>
+          <w:tcPr>
+            <w:tcW w:w="3120" w:type="dxa"/>
+          </w:tcPr>
+          <w:p>
+            <w:r>
+              <w:t>Nettoyage, transformation, validation et import des données Excel/CSV/txt</w:t>
+            </w:r>
+          </w:p>
+        </w:tc>
+      </w:tr>
+      <w:tr>
+        <w:tc>
+          <w:tcPr>
+            <w:tcW w:w="3120" w:type="dxa"/>
+          </w:tcPr>
+          <w:p>
+            <w:r>
+              <w:t>Cache et tâches longues</w:t>
+            </w:r>
+          </w:p>
+        </w:tc>
+        <w:tc>
+          <w:tcPr>
+            <w:tcW w:w="3120" w:type="dxa"/>
+          </w:tcPr>
+          <w:p>
+            <w:r>
+              <w:t>Redis</w:t>
+            </w:r>
+          </w:p>
+        </w:tc>
+        <w:tc>
+          <w:tcPr>
+            <w:tcW w:w="3120" w:type="dxa"/>
+          </w:tcPr>
+          <w:p>
+            <w:r>
+              <w:t>Cache et traitement des imports</w:t>
+            </w:r>
+          </w:p>
+        </w:tc>
+      </w:tr>
+      <w:tr>
+        <w:tc>
+          <w:tcPr>
+            <w:tcW w:w="3120" w:type="dxa"/>
+          </w:tcPr>
+          <w:p>
+            <w:r>
+              <w:t>Notifications temps réel</w:t>
+            </w:r>
+          </w:p>
+        </w:tc>
+        <w:tc>
+          <w:tcPr>
+            <w:tcW w:w="3120" w:type="dxa"/>
+          </w:tcPr>
+          <w:p>
+            <w:r>
+              <w:t>WebSocket/STOMP</w:t>
+            </w:r>
+          </w:p>
+        </w:tc>
+        <w:tc>
+          <w:tcPr>
+            <w:tcW w:w="3120" w:type="dxa"/>
+          </w:tcPr>
+          <w:p>
+            <w:r>
+              <w:t>Validation, collaboration, partage</w:t>
+            </w:r>
+          </w:p>
+        </w:tc>
+      </w:tr>
+      <w:tr>
+        <w:tc>
+          <w:tcPr>
+            <w:tcW w:w="3120" w:type="dxa"/>
+          </w:tcPr>
+          <w:p>
+            <w:r>
               <w:lastRenderedPageBreak/>
-              <w:t>Fonctionnement hors ligne</w:t>
-            </w:r>
-          </w:p>
-        </w:tc>
-        <w:tc>
-          <w:tcPr>
-            <w:tcW w:w="3120" w:type="dxa"/>
-          </w:tcPr>
-          <w:p>
-            <w:r>
-              <w:t>Service Worker</w:t>
-            </w:r>
-          </w:p>
-        </w:tc>
-        <w:tc>
-          <w:tcPr>
-            <w:tcW w:w="3120" w:type="dxa"/>
-          </w:tcPr>
-          <w:p>
-            <w:r>
-              <w:t>Faire fonctionner l’application hors ligne dans le navigateur</w:t>
-            </w:r>
-          </w:p>
-        </w:tc>
-      </w:tr>
-      <w:tr>
-        <w:tc>
-          <w:tcPr>
-            <w:tcW w:w="3120" w:type="dxa"/>
-          </w:tcPr>
-          <w:p>
-            <w:r>
-              <w:t>Base de donnees locale</w:t>
-            </w:r>
-          </w:p>
-        </w:tc>
-        <w:tc>
-          <w:tcPr>
-            <w:tcW w:w="3120" w:type="dxa"/>
-          </w:tcPr>
-          <w:p>
-            <w:r>
-              <w:t>IndexedDB</w:t>
-            </w:r>
-            <w:r>
-              <w:t xml:space="preserve"> + Dexi</w:t>
-            </w:r>
-            <w:r>
-              <w:t>e.js</w:t>
-            </w:r>
-          </w:p>
-        </w:tc>
-        <w:tc>
-          <w:tcPr>
-            <w:tcW w:w="3120" w:type="dxa"/>
-          </w:tcPr>
-          <w:p>
-            <w:r>
-              <w:t>Stocker les donnees saisi hors  ligne dans le navigateur</w:t>
-            </w:r>
-          </w:p>
-          <w:p>
-            <w:r>
-              <w:t>Simplifier l’acces a IndexedDB avec Dexie.js</w:t>
-            </w:r>
-          </w:p>
-        </w:tc>
-      </w:tr>
-      <w:tr>
-        <w:tc>
-          <w:tcPr>
-            <w:tcW w:w="3120" w:type="dxa"/>
-          </w:tcPr>
-          <w:p>
-            <w:r>
-              <w:t>Base de données</w:t>
-            </w:r>
-          </w:p>
-        </w:tc>
-        <w:tc>
-          <w:tcPr>
-            <w:tcW w:w="3120" w:type="dxa"/>
-          </w:tcPr>
-          <w:p>
-            <w:r>
-              <w:t>PostgreSQL</w:t>
-            </w:r>
-          </w:p>
-        </w:tc>
-        <w:tc>
-          <w:tcPr>
-            <w:tcW w:w="3120" w:type="dxa"/>
-          </w:tcPr>
-          <w:p>
-            <w:r>
-              <w:t>Très adapté aux données scientifiques et aux relations complexes</w:t>
-            </w:r>
-          </w:p>
-        </w:tc>
-      </w:tr>
-      <w:tr>
-        <w:tc>
-          <w:tcPr>
-            <w:tcW w:w="3120" w:type="dxa"/>
-          </w:tcPr>
-          <w:p>
-            <w:r>
-              <w:t>Accès aux données</w:t>
-            </w:r>
-          </w:p>
-        </w:tc>
-        <w:tc>
-          <w:tcPr>
-            <w:tcW w:w="3120" w:type="dxa"/>
-          </w:tcPr>
-          <w:p>
-            <w:r>
-              <w:t>Spring Data JPA / Hibernate</w:t>
-            </w:r>
-          </w:p>
-        </w:tc>
-        <w:tc>
-          <w:tcPr>
-            <w:tcW w:w="3120" w:type="dxa"/>
-          </w:tcPr>
-          <w:p>
-            <w:r>
-              <w:t>Gestion des relations entre chercheurs, recherches, taxons, observations</w:t>
-            </w:r>
-          </w:p>
-        </w:tc>
-      </w:tr>
-      <w:tr>
-        <w:tc>
-          <w:tcPr>
-            <w:tcW w:w="3120" w:type="dxa"/>
-          </w:tcPr>
-          <w:p>
-            <w:r>
-              <w:t>Authentification</w:t>
-            </w:r>
-          </w:p>
-        </w:tc>
-        <w:tc>
-          <w:tcPr>
-            <w:tcW w:w="3120" w:type="dxa"/>
-          </w:tcPr>
-          <w:p>
-            <w:r>
-              <w:t>Spring Security + JWT</w:t>
-            </w:r>
-          </w:p>
-        </w:tc>
-        <w:tc>
-          <w:tcPr>
-            <w:tcW w:w="3120" w:type="dxa"/>
-          </w:tcPr>
-          <w:p>
-            <w:r>
-              <w:t>Comptes, rôles, accès privés et partagés</w:t>
-            </w:r>
-          </w:p>
-        </w:tc>
-      </w:tr>
-      <w:tr>
-        <w:tc>
-          <w:tcPr>
-            <w:tcW w:w="3120" w:type="dxa"/>
-          </w:tcPr>
-          <w:p>
-            <w:r>
-              <w:t>Stockage de fichiers</w:t>
-            </w:r>
-          </w:p>
-        </w:tc>
-        <w:tc>
-          <w:tcPr>
-            <w:tcW w:w="3120" w:type="dxa"/>
-          </w:tcPr>
-          <w:p>
-            <w:r>
-              <w:t>MinIO</w:t>
-            </w:r>
-          </w:p>
-        </w:tc>
-        <w:tc>
-          <w:tcPr>
-            <w:tcW w:w="3120" w:type="dxa"/>
-          </w:tcPr>
-          <w:p>
-            <w:r>
-              <w:t>Photos, vidéos, thèses, fichiers Excel/CSV et autres documents</w:t>
-            </w:r>
-          </w:p>
-        </w:tc>
-      </w:tr>
-      <w:tr>
-        <w:tc>
-          <w:tcPr>
-            <w:tcW w:w="3120" w:type="dxa"/>
-          </w:tcPr>
-          <w:p>
-            <w:r>
-              <w:t>ETL</w:t>
-            </w:r>
-          </w:p>
-        </w:tc>
-        <w:tc>
-          <w:tcPr>
-            <w:tcW w:w="3120" w:type="dxa"/>
-          </w:tcPr>
-          <w:p>
-            <w:r>
-              <w:t>Python + pandas</w:t>
-            </w:r>
-          </w:p>
-        </w:tc>
-        <w:tc>
-          <w:tcPr>
-            <w:tcW w:w="3120" w:type="dxa"/>
-          </w:tcPr>
-          <w:p>
-            <w:r>
-              <w:t>Nettoyage, transformation, validation et import des données Excel/CSV/txt</w:t>
-            </w:r>
-          </w:p>
-        </w:tc>
-      </w:tr>
-      <w:tr>
-        <w:tc>
-          <w:tcPr>
-            <w:tcW w:w="3120" w:type="dxa"/>
-          </w:tcPr>
-          <w:p>
-            <w:r>
-              <w:t>Cache et tâches longues</w:t>
-            </w:r>
-          </w:p>
-        </w:tc>
-        <w:tc>
-          <w:tcPr>
-            <w:tcW w:w="3120" w:type="dxa"/>
-          </w:tcPr>
-          <w:p>
-            <w:r>
-              <w:t>Redis</w:t>
-            </w:r>
-          </w:p>
-        </w:tc>
-        <w:tc>
-          <w:tcPr>
-            <w:tcW w:w="3120" w:type="dxa"/>
-          </w:tcPr>
-          <w:p>
-            <w:r>
-              <w:t>Cache et traitement des imports</w:t>
-            </w:r>
-          </w:p>
-        </w:tc>
-      </w:tr>
-      <w:tr>
-        <w:tc>
-          <w:tcPr>
-            <w:tcW w:w="3120" w:type="dxa"/>
-          </w:tcPr>
-          <w:p>
-            <w:r>
-              <w:t>Notifications temps réel</w:t>
-            </w:r>
-          </w:p>
-        </w:tc>
-        <w:tc>
-          <w:tcPr>
-            <w:tcW w:w="3120" w:type="dxa"/>
-          </w:tcPr>
-          <w:p>
-            <w:r>
-              <w:t>WebSocket/STOMP</w:t>
-            </w:r>
-          </w:p>
-        </w:tc>
-        <w:tc>
-          <w:tcPr>
-            <w:tcW w:w="3120" w:type="dxa"/>
-          </w:tcPr>
-          <w:p>
-            <w:r>
-              <w:t>Validation, collaboration, partage</w:t>
-            </w:r>
-          </w:p>
-        </w:tc>
-      </w:tr>
-      <w:tr>
-        <w:tc>
-          <w:tcPr>
-            <w:tcW w:w="3120" w:type="dxa"/>
-          </w:tcPr>
-          <w:p>
-            <w:r>
               <w:t>API</w:t>
             </w:r>
           </w:p>
@@ -2829,7 +3075,10 @@
           </w:tcPr>
           <w:p>
             <w:r>
-              <w:t>Swagger/OpenAPI</w:t>
+              <w:t>Swagger/</w:t>
+            </w:r>
+            <w:r>
+              <w:t>Open API</w:t>
             </w:r>
           </w:p>
         </w:tc>
@@ -2943,7 +3192,6 @@
         </w:numPr>
       </w:pPr>
       <w:r>
-        <w:lastRenderedPageBreak/>
         <w:t>Diagramme de classes / MCD-MLD : [lien ou annexe]</w:t>
       </w:r>
     </w:p>
@@ -3096,7 +3344,10 @@
               <w:t>Cahier des charges, maquettes</w:t>
             </w:r>
             <w:r>
-              <w:t>, Conception de la base de donnees</w:t>
+              <w:t xml:space="preserve">, Conception de la base de </w:t>
+            </w:r>
+            <w:r>
+              <w:t>données</w:t>
             </w:r>
           </w:p>
         </w:tc>
@@ -3252,6 +3503,7 @@
         <w:pStyle w:val="Titre3"/>
       </w:pPr>
       <w:r>
+        <w:lastRenderedPageBreak/>
         <w:t>7.3 Ressources et budget</w:t>
       </w:r>
     </w:p>
@@ -3270,7 +3522,10 @@
         <w:t>Ressources humaines :</w:t>
       </w:r>
       <w:r>
-        <w:t xml:space="preserve"> [ … ]</w:t>
+        <w:t xml:space="preserve"> </w:t>
+      </w:r>
+      <w:r>
+        <w:t>[…]</w:t>
       </w:r>
     </w:p>
     <w:p>
@@ -3288,7 +3543,10 @@
         <w:t>Ressources matérielles et logicielles :</w:t>
       </w:r>
       <w:r>
-        <w:t xml:space="preserve"> [ … ]</w:t>
+        <w:t xml:space="preserve"> </w:t>
+      </w:r>
+      <w:r>
+        <w:t>[…]</w:t>
       </w:r>
     </w:p>
     <w:p>
@@ -3306,7 +3564,10 @@
         <w:t>Estimation des coûts :</w:t>
       </w:r>
       <w:r>
-        <w:t xml:space="preserve"> [ … ]</w:t>
+        <w:t xml:space="preserve"> </w:t>
+      </w:r>
+      <w:r>
+        <w:t>[…]</w:t>
       </w:r>
     </w:p>
     <w:p>
@@ -3396,7 +3657,13 @@
           </w:tcPr>
           <w:p>
             <w:r>
-              <w:t>[faible / moyenne / élevée]</w:t>
+              <w:t>[</w:t>
+            </w:r>
+            <w:r>
+              <w:t>Faible</w:t>
+            </w:r>
+            <w:r>
+              <w:t xml:space="preserve"> / moyenne / élevée]</w:t>
             </w:r>
           </w:p>
         </w:tc>
@@ -3463,7 +3730,10 @@
         <w:t>Critères d'acceptation :</w:t>
       </w:r>
       <w:r>
-        <w:t xml:space="preserve"> [ … ]</w:t>
+        <w:t xml:space="preserve"> </w:t>
+      </w:r>
+      <w:r>
+        <w:t>[…]</w:t>
       </w:r>
     </w:p>
     <w:p>
@@ -3481,7 +3751,10 @@
         <w:t>Procédure de livraison :</w:t>
       </w:r>
       <w:r>
-        <w:t xml:space="preserve"> [ … ]</w:t>
+        <w:t xml:space="preserve"> </w:t>
+      </w:r>
+      <w:r>
+        <w:t>[…]</w:t>
       </w:r>
     </w:p>
     <w:p>
@@ -3489,7 +3762,6 @@
         <w:pStyle w:val="Titre2"/>
       </w:pPr>
       <w:r>
-        <w:lastRenderedPageBreak/>
         <w:t>9. Maintenance et support</w:t>
       </w:r>
     </w:p>
